--- a/2-运维相关组织架构及职责说明/TJTY-ITSS-0201-组织架构及职责说明.docx
+++ b/2-运维相关组织架构及职责说明/TJTY-ITSS-0201-组织架构及职责说明.docx
@@ -2982,6 +2982,8 @@
               <w:tab w:val="right" w:leader="dot" w:pos="8306"/>
             </w:tabs>
           </w:pPr>
+          <w:bookmarkStart w:id="18" w:name="_GoBack"/>
+          <w:bookmarkEnd w:id="18"/>
           <w:r>
             <w:fldChar w:fldCharType="begin"/>
           </w:r>
@@ -2995,7 +2997,7 @@
             <w:fldChar w:fldCharType="begin"/>
           </w:r>
           <w:r>
-            <w:instrText xml:space="preserve"> HYPERLINK \l _Toc29291 </w:instrText>
+            <w:instrText xml:space="preserve"> HYPERLINK \l _Toc12960 </w:instrText>
           </w:r>
           <w:r>
             <w:fldChar w:fldCharType="separate"/>
@@ -3014,7 +3016,7 @@
             <w:fldChar w:fldCharType="begin"/>
           </w:r>
           <w:r>
-            <w:instrText xml:space="preserve"> PAGEREF _Toc29291 \h </w:instrText>
+            <w:instrText xml:space="preserve"> PAGEREF _Toc12960 \h </w:instrText>
           </w:r>
           <w:r>
             <w:fldChar w:fldCharType="separate"/>
@@ -3040,7 +3042,7 @@
             <w:fldChar w:fldCharType="begin"/>
           </w:r>
           <w:r>
-            <w:instrText xml:space="preserve"> HYPERLINK \l _Toc29121 </w:instrText>
+            <w:instrText xml:space="preserve"> HYPERLINK \l _Toc17388 </w:instrText>
           </w:r>
           <w:r>
             <w:fldChar w:fldCharType="separate"/>
@@ -3059,7 +3061,7 @@
             <w:fldChar w:fldCharType="begin"/>
           </w:r>
           <w:r>
-            <w:instrText xml:space="preserve"> PAGEREF _Toc29121 \h </w:instrText>
+            <w:instrText xml:space="preserve"> PAGEREF _Toc17388 \h </w:instrText>
           </w:r>
           <w:r>
             <w:fldChar w:fldCharType="separate"/>
@@ -3085,7 +3087,7 @@
             <w:fldChar w:fldCharType="begin"/>
           </w:r>
           <w:r>
-            <w:instrText xml:space="preserve"> HYPERLINK \l _Toc15582 </w:instrText>
+            <w:instrText xml:space="preserve"> HYPERLINK \l _Toc4478 </w:instrText>
           </w:r>
           <w:r>
             <w:fldChar w:fldCharType="separate"/>
@@ -3104,7 +3106,7 @@
             <w:fldChar w:fldCharType="begin"/>
           </w:r>
           <w:r>
-            <w:instrText xml:space="preserve"> PAGEREF _Toc15582 \h </w:instrText>
+            <w:instrText xml:space="preserve"> PAGEREF _Toc4478 \h </w:instrText>
           </w:r>
           <w:r>
             <w:fldChar w:fldCharType="separate"/>
@@ -3130,7 +3132,7 @@
             <w:fldChar w:fldCharType="begin"/>
           </w:r>
           <w:r>
-            <w:instrText xml:space="preserve"> HYPERLINK \l _Toc12758 </w:instrText>
+            <w:instrText xml:space="preserve"> HYPERLINK \l _Toc18456 </w:instrText>
           </w:r>
           <w:r>
             <w:fldChar w:fldCharType="separate"/>
@@ -3149,7 +3151,7 @@
             <w:fldChar w:fldCharType="begin"/>
           </w:r>
           <w:r>
-            <w:instrText xml:space="preserve"> PAGEREF _Toc12758 \h </w:instrText>
+            <w:instrText xml:space="preserve"> PAGEREF _Toc18456 \h </w:instrText>
           </w:r>
           <w:r>
             <w:fldChar w:fldCharType="separate"/>
@@ -3175,7 +3177,7 @@
             <w:fldChar w:fldCharType="begin"/>
           </w:r>
           <w:r>
-            <w:instrText xml:space="preserve"> HYPERLINK \l _Toc31478 </w:instrText>
+            <w:instrText xml:space="preserve"> HYPERLINK \l _Toc6985 </w:instrText>
           </w:r>
           <w:r>
             <w:fldChar w:fldCharType="separate"/>
@@ -3201,7 +3203,7 @@
             <w:fldChar w:fldCharType="begin"/>
           </w:r>
           <w:r>
-            <w:instrText xml:space="preserve"> PAGEREF _Toc31478 \h </w:instrText>
+            <w:instrText xml:space="preserve"> PAGEREF _Toc6985 \h </w:instrText>
           </w:r>
           <w:r>
             <w:fldChar w:fldCharType="separate"/>
@@ -3227,7 +3229,7 @@
             <w:fldChar w:fldCharType="begin"/>
           </w:r>
           <w:r>
-            <w:instrText xml:space="preserve"> HYPERLINK \l _Toc26291 </w:instrText>
+            <w:instrText xml:space="preserve"> HYPERLINK \l _Toc32233 </w:instrText>
           </w:r>
           <w:r>
             <w:fldChar w:fldCharType="separate"/>
@@ -3246,7 +3248,7 @@
             <w:fldChar w:fldCharType="begin"/>
           </w:r>
           <w:r>
-            <w:instrText xml:space="preserve"> PAGEREF _Toc26291 \h </w:instrText>
+            <w:instrText xml:space="preserve"> PAGEREF _Toc32233 \h </w:instrText>
           </w:r>
           <w:r>
             <w:fldChar w:fldCharType="separate"/>
@@ -3272,7 +3274,7 @@
             <w:fldChar w:fldCharType="begin"/>
           </w:r>
           <w:r>
-            <w:instrText xml:space="preserve"> HYPERLINK \l _Toc20625 </w:instrText>
+            <w:instrText xml:space="preserve"> HYPERLINK \l _Toc15836 </w:instrText>
           </w:r>
           <w:r>
             <w:fldChar w:fldCharType="separate"/>
@@ -3291,7 +3293,7 @@
             <w:fldChar w:fldCharType="begin"/>
           </w:r>
           <w:r>
-            <w:instrText xml:space="preserve"> PAGEREF _Toc20625 \h </w:instrText>
+            <w:instrText xml:space="preserve"> PAGEREF _Toc15836 \h </w:instrText>
           </w:r>
           <w:r>
             <w:fldChar w:fldCharType="separate"/>
@@ -3317,7 +3319,7 @@
             <w:fldChar w:fldCharType="begin"/>
           </w:r>
           <w:r>
-            <w:instrText xml:space="preserve"> HYPERLINK \l _Toc17509 </w:instrText>
+            <w:instrText xml:space="preserve"> HYPERLINK \l _Toc4412 </w:instrText>
           </w:r>
           <w:r>
             <w:fldChar w:fldCharType="separate"/>
@@ -3336,7 +3338,7 @@
             <w:fldChar w:fldCharType="begin"/>
           </w:r>
           <w:r>
-            <w:instrText xml:space="preserve"> PAGEREF _Toc17509 \h </w:instrText>
+            <w:instrText xml:space="preserve"> PAGEREF _Toc4412 \h </w:instrText>
           </w:r>
           <w:r>
             <w:fldChar w:fldCharType="separate"/>
@@ -3362,7 +3364,7 @@
             <w:fldChar w:fldCharType="begin"/>
           </w:r>
           <w:r>
-            <w:instrText xml:space="preserve"> HYPERLINK \l _Toc27283 </w:instrText>
+            <w:instrText xml:space="preserve"> HYPERLINK \l _Toc15719 </w:instrText>
           </w:r>
           <w:r>
             <w:fldChar w:fldCharType="separate"/>
@@ -3395,7 +3397,7 @@
             <w:fldChar w:fldCharType="begin"/>
           </w:r>
           <w:r>
-            <w:instrText xml:space="preserve"> PAGEREF _Toc27283 \h </w:instrText>
+            <w:instrText xml:space="preserve"> PAGEREF _Toc15719 \h </w:instrText>
           </w:r>
           <w:r>
             <w:fldChar w:fldCharType="separate"/>
@@ -3421,7 +3423,7 @@
             <w:fldChar w:fldCharType="begin"/>
           </w:r>
           <w:r>
-            <w:instrText xml:space="preserve"> HYPERLINK \l _Toc28987 </w:instrText>
+            <w:instrText xml:space="preserve"> HYPERLINK \l _Toc26166 </w:instrText>
           </w:r>
           <w:r>
             <w:fldChar w:fldCharType="separate"/>
@@ -3440,7 +3442,7 @@
             <w:fldChar w:fldCharType="begin"/>
           </w:r>
           <w:r>
-            <w:instrText xml:space="preserve"> PAGEREF _Toc28987 \h </w:instrText>
+            <w:instrText xml:space="preserve"> PAGEREF _Toc26166 \h </w:instrText>
           </w:r>
           <w:r>
             <w:fldChar w:fldCharType="separate"/>
@@ -3466,7 +3468,7 @@
             <w:fldChar w:fldCharType="begin"/>
           </w:r>
           <w:r>
-            <w:instrText xml:space="preserve"> HYPERLINK \l _Toc14106 </w:instrText>
+            <w:instrText xml:space="preserve"> HYPERLINK \l _Toc17223 </w:instrText>
           </w:r>
           <w:r>
             <w:fldChar w:fldCharType="separate"/>
@@ -3492,13 +3494,13 @@
             <w:fldChar w:fldCharType="begin"/>
           </w:r>
           <w:r>
-            <w:instrText xml:space="preserve"> PAGEREF _Toc14106 \h </w:instrText>
+            <w:instrText xml:space="preserve"> PAGEREF _Toc17223 \h </w:instrText>
           </w:r>
           <w:r>
             <w:fldChar w:fldCharType="separate"/>
           </w:r>
           <w:r>
-            <w:t>8</w:t>
+            <w:t>9</w:t>
           </w:r>
           <w:r>
             <w:fldChar w:fldCharType="end"/>
@@ -3518,7 +3520,7 @@
             <w:fldChar w:fldCharType="begin"/>
           </w:r>
           <w:r>
-            <w:instrText xml:space="preserve"> HYPERLINK \l _Toc18341 </w:instrText>
+            <w:instrText xml:space="preserve"> HYPERLINK \l _Toc18253 </w:instrText>
           </w:r>
           <w:r>
             <w:fldChar w:fldCharType="separate"/>
@@ -3544,7 +3546,7 @@
             <w:fldChar w:fldCharType="begin"/>
           </w:r>
           <w:r>
-            <w:instrText xml:space="preserve"> PAGEREF _Toc18341 \h </w:instrText>
+            <w:instrText xml:space="preserve"> PAGEREF _Toc18253 \h </w:instrText>
           </w:r>
           <w:r>
             <w:fldChar w:fldCharType="separate"/>
@@ -3570,7 +3572,7 @@
             <w:fldChar w:fldCharType="begin"/>
           </w:r>
           <w:r>
-            <w:instrText xml:space="preserve"> HYPERLINK \l _Toc24703 </w:instrText>
+            <w:instrText xml:space="preserve"> HYPERLINK \l _Toc17532 </w:instrText>
           </w:r>
           <w:r>
             <w:fldChar w:fldCharType="separate"/>
@@ -3596,7 +3598,7 @@
             <w:fldChar w:fldCharType="begin"/>
           </w:r>
           <w:r>
-            <w:instrText xml:space="preserve"> PAGEREF _Toc24703 \h </w:instrText>
+            <w:instrText xml:space="preserve"> PAGEREF _Toc17532 \h </w:instrText>
           </w:r>
           <w:r>
             <w:fldChar w:fldCharType="separate"/>
@@ -3622,7 +3624,7 @@
             <w:fldChar w:fldCharType="begin"/>
           </w:r>
           <w:r>
-            <w:instrText xml:space="preserve"> HYPERLINK \l _Toc9139 </w:instrText>
+            <w:instrText xml:space="preserve"> HYPERLINK \l _Toc24666 </w:instrText>
           </w:r>
           <w:r>
             <w:fldChar w:fldCharType="separate"/>
@@ -3648,13 +3650,13 @@
             <w:fldChar w:fldCharType="begin"/>
           </w:r>
           <w:r>
-            <w:instrText xml:space="preserve"> PAGEREF _Toc9139 \h </w:instrText>
+            <w:instrText xml:space="preserve"> PAGEREF _Toc24666 \h </w:instrText>
           </w:r>
           <w:r>
             <w:fldChar w:fldCharType="separate"/>
           </w:r>
           <w:r>
-            <w:t>11</w:t>
+            <w:t>12</w:t>
           </w:r>
           <w:r>
             <w:fldChar w:fldCharType="end"/>
@@ -3794,7 +3796,7 @@
           <w:lang w:val="en-US" w:eastAsia="zh-CN"/>
         </w:rPr>
       </w:pPr>
-      <w:bookmarkStart w:id="3" w:name="_Toc29291"/>
+      <w:bookmarkStart w:id="3" w:name="_Toc12960"/>
       <w:r>
         <w:rPr>
           <w:rFonts w:hint="default"/>
@@ -3984,10 +3986,10 @@
           <w:lang w:val="en-US" w:eastAsia="zh-CN"/>
         </w:rPr>
         <w:object>
-          <v:shape id="_x0000_i1025" o:spt="75" type="#_x0000_t75" style="height:241.5pt;width:399.75pt;" o:ole="t" filled="f" o:preferrelative="t" stroked="f" coordsize="21600,21600">
+          <v:shape id="_x0000_i1025" o:spt="75" alt="" type="#_x0000_t75" style="height:241.2pt;width:400.2pt;" o:ole="t" filled="f" o:preferrelative="t" stroked="f" coordsize="21600,21600">
             <v:path/>
             <v:fill on="f" focussize="0,0"/>
-            <v:stroke on="f" joinstyle="miter"/>
+            <v:stroke on="f"/>
             <v:imagedata r:id="rId7" o:title=""/>
             <o:lock v:ext="edit" aspectratio="t"/>
             <w10:wrap type="none"/>
@@ -4046,7 +4048,7 @@
           <w:lang w:val="en-US" w:eastAsia="zh-CN"/>
         </w:rPr>
       </w:pPr>
-      <w:bookmarkStart w:id="5" w:name="_Toc29121"/>
+      <w:bookmarkStart w:id="5" w:name="_Toc17388"/>
       <w:r>
         <w:rPr>
           <w:rFonts w:hint="default"/>
@@ -4065,7 +4067,7 @@
           <w:lang w:val="en-US" w:eastAsia="zh-CN"/>
         </w:rPr>
       </w:pPr>
-      <w:bookmarkStart w:id="6" w:name="_Toc15582"/>
+      <w:bookmarkStart w:id="6" w:name="_Toc4478"/>
       <w:r>
         <w:rPr>
           <w:rFonts w:hint="default"/>
@@ -4084,7 +4086,7 @@
           <w:lang w:val="en-US" w:eastAsia="zh-CN"/>
         </w:rPr>
       </w:pPr>
-      <w:bookmarkStart w:id="7" w:name="_Toc12758"/>
+      <w:bookmarkStart w:id="7" w:name="_Toc18456"/>
       <w:r>
         <w:rPr>
           <w:rFonts w:hint="default"/>
@@ -4331,7 +4333,7 @@
           <w:lang w:val="en-US" w:eastAsia="zh-CN"/>
         </w:rPr>
       </w:pPr>
-      <w:bookmarkStart w:id="8" w:name="_Toc31478"/>
+      <w:bookmarkStart w:id="8" w:name="_Toc6985"/>
       <w:r>
         <w:rPr>
           <w:rFonts w:hint="eastAsia"/>
@@ -4668,7 +4670,7 @@
           <w:lang w:val="en-US" w:eastAsia="zh-CN"/>
         </w:rPr>
       </w:pPr>
-      <w:bookmarkStart w:id="9" w:name="_Toc26291"/>
+      <w:bookmarkStart w:id="9" w:name="_Toc32233"/>
       <w:r>
         <w:rPr>
           <w:rFonts w:hint="default"/>
@@ -4897,7 +4899,7 @@
           <w:lang w:val="en-US" w:eastAsia="zh-CN"/>
         </w:rPr>
       </w:pPr>
-      <w:bookmarkStart w:id="10" w:name="_Toc20625"/>
+      <w:bookmarkStart w:id="10" w:name="_Toc15836"/>
       <w:r>
         <w:rPr>
           <w:rFonts w:hint="default"/>
@@ -4909,6 +4911,8 @@
     </w:p>
     <w:p>
       <w:pPr>
+        <w:pStyle w:val="41"/>
+        <w:bidi w:val="0"/>
         <w:rPr>
           <w:rFonts w:hint="default"/>
           <w:lang w:val="en-US" w:eastAsia="zh-CN"/>
@@ -4924,6 +4928,8 @@
     </w:p>
     <w:p>
       <w:pPr>
+        <w:pStyle w:val="41"/>
+        <w:bidi w:val="0"/>
         <w:rPr>
           <w:rFonts w:hint="default"/>
           <w:lang w:val="en-US" w:eastAsia="zh-CN"/>
@@ -4939,6 +4945,8 @@
     </w:p>
     <w:p>
       <w:pPr>
+        <w:pStyle w:val="41"/>
+        <w:bidi w:val="0"/>
         <w:rPr>
           <w:rFonts w:hint="default"/>
           <w:lang w:val="en-US" w:eastAsia="zh-CN"/>
@@ -4954,6 +4962,8 @@
     </w:p>
     <w:p>
       <w:pPr>
+        <w:pStyle w:val="41"/>
+        <w:bidi w:val="0"/>
         <w:rPr>
           <w:rFonts w:hint="default"/>
           <w:lang w:val="en-US" w:eastAsia="zh-CN"/>
@@ -4969,6 +4979,8 @@
     </w:p>
     <w:p>
       <w:pPr>
+        <w:pStyle w:val="41"/>
+        <w:bidi w:val="0"/>
         <w:rPr>
           <w:rFonts w:hint="default"/>
           <w:lang w:val="en-US" w:eastAsia="zh-CN"/>
@@ -4984,6 +4996,8 @@
     </w:p>
     <w:p>
       <w:pPr>
+        <w:pStyle w:val="41"/>
+        <w:bidi w:val="0"/>
         <w:rPr>
           <w:rFonts w:hint="default"/>
           <w:lang w:val="en-US" w:eastAsia="zh-CN"/>
@@ -5006,7 +5020,7 @@
           <w:lang w:val="en-US" w:eastAsia="zh-CN"/>
         </w:rPr>
       </w:pPr>
-      <w:bookmarkStart w:id="11" w:name="_Toc17509"/>
+      <w:bookmarkStart w:id="11" w:name="_Toc4412"/>
       <w:r>
         <w:rPr>
           <w:rFonts w:hint="default"/>
@@ -5018,6 +5032,8 @@
     </w:p>
     <w:p>
       <w:pPr>
+        <w:pStyle w:val="41"/>
+        <w:bidi w:val="0"/>
         <w:rPr>
           <w:rFonts w:hint="default"/>
           <w:lang w:val="en-US" w:eastAsia="zh-CN"/>
@@ -5033,6 +5049,8 @@
     </w:p>
     <w:p>
       <w:pPr>
+        <w:pStyle w:val="41"/>
+        <w:bidi w:val="0"/>
         <w:rPr>
           <w:rFonts w:hint="default"/>
           <w:lang w:val="en-US" w:eastAsia="zh-CN"/>
@@ -5048,6 +5066,8 @@
     </w:p>
     <w:p>
       <w:pPr>
+        <w:pStyle w:val="41"/>
+        <w:bidi w:val="0"/>
         <w:rPr>
           <w:rFonts w:hint="default"/>
           <w:lang w:val="en-US" w:eastAsia="zh-CN"/>
@@ -5063,6 +5083,8 @@
     </w:p>
     <w:p>
       <w:pPr>
+        <w:pStyle w:val="41"/>
+        <w:bidi w:val="0"/>
         <w:rPr>
           <w:rFonts w:hint="default"/>
           <w:lang w:val="en-US" w:eastAsia="zh-CN"/>
@@ -5078,6 +5100,8 @@
     </w:p>
     <w:p>
       <w:pPr>
+        <w:pStyle w:val="41"/>
+        <w:bidi w:val="0"/>
         <w:rPr>
           <w:rFonts w:hint="default"/>
           <w:lang w:val="en-US" w:eastAsia="zh-CN"/>
@@ -5093,6 +5117,8 @@
     </w:p>
     <w:p>
       <w:pPr>
+        <w:pStyle w:val="41"/>
+        <w:bidi w:val="0"/>
         <w:rPr>
           <w:rFonts w:hint="default"/>
           <w:lang w:val="en-US" w:eastAsia="zh-CN"/>
@@ -5108,6 +5134,8 @@
     </w:p>
     <w:p>
       <w:pPr>
+        <w:pStyle w:val="41"/>
+        <w:bidi w:val="0"/>
         <w:rPr>
           <w:rFonts w:hint="default"/>
           <w:lang w:val="en-US" w:eastAsia="zh-CN"/>
@@ -5130,7 +5158,7 @@
           <w:lang w:val="en-US" w:eastAsia="zh-CN"/>
         </w:rPr>
       </w:pPr>
-      <w:bookmarkStart w:id="12" w:name="_Toc27283"/>
+      <w:bookmarkStart w:id="12" w:name="_Toc15719"/>
       <w:r>
         <w:rPr>
           <w:rFonts w:hint="eastAsia"/>
@@ -5576,7 +5604,7 @@
           <w:lang w:val="en-US" w:eastAsia="zh-CN"/>
         </w:rPr>
       </w:pPr>
-      <w:bookmarkStart w:id="13" w:name="_Toc28987"/>
+      <w:bookmarkStart w:id="13" w:name="_Toc26166"/>
       <w:r>
         <w:rPr>
           <w:rFonts w:hint="default"/>
@@ -5588,6 +5616,8 @@
     </w:p>
     <w:p>
       <w:pPr>
+        <w:pStyle w:val="41"/>
+        <w:bidi w:val="0"/>
         <w:rPr>
           <w:rFonts w:hint="default"/>
           <w:lang w:val="en-US" w:eastAsia="zh-CN"/>
@@ -5603,6 +5633,8 @@
     </w:p>
     <w:p>
       <w:pPr>
+        <w:pStyle w:val="41"/>
+        <w:bidi w:val="0"/>
         <w:rPr>
           <w:rFonts w:hint="default"/>
           <w:lang w:val="en-US" w:eastAsia="zh-CN"/>
@@ -5618,6 +5650,8 @@
     </w:p>
     <w:p>
       <w:pPr>
+        <w:pStyle w:val="41"/>
+        <w:bidi w:val="0"/>
         <w:rPr>
           <w:rFonts w:hint="default"/>
           <w:lang w:val="en-US" w:eastAsia="zh-CN"/>
@@ -5633,6 +5667,8 @@
     </w:p>
     <w:p>
       <w:pPr>
+        <w:pStyle w:val="41"/>
+        <w:bidi w:val="0"/>
         <w:rPr>
           <w:rFonts w:hint="default"/>
           <w:lang w:val="en-US" w:eastAsia="zh-CN"/>
@@ -5648,6 +5684,8 @@
     </w:p>
     <w:p>
       <w:pPr>
+        <w:pStyle w:val="41"/>
+        <w:bidi w:val="0"/>
         <w:rPr>
           <w:rFonts w:hint="default"/>
           <w:lang w:val="en-US" w:eastAsia="zh-CN"/>
@@ -5663,6 +5701,8 @@
     </w:p>
     <w:p>
       <w:pPr>
+        <w:pStyle w:val="41"/>
+        <w:bidi w:val="0"/>
         <w:rPr>
           <w:rFonts w:hint="default"/>
           <w:lang w:val="en-US" w:eastAsia="zh-CN"/>
@@ -5678,6 +5718,8 @@
     </w:p>
     <w:p>
       <w:pPr>
+        <w:pStyle w:val="41"/>
+        <w:bidi w:val="0"/>
         <w:rPr>
           <w:rFonts w:hint="default"/>
           <w:lang w:val="en-US" w:eastAsia="zh-CN"/>
@@ -5693,6 +5735,8 @@
     </w:p>
     <w:p>
       <w:pPr>
+        <w:pStyle w:val="41"/>
+        <w:bidi w:val="0"/>
         <w:rPr>
           <w:rFonts w:hint="default"/>
           <w:lang w:val="en-US" w:eastAsia="zh-CN"/>
@@ -5708,6 +5752,8 @@
     </w:p>
     <w:p>
       <w:pPr>
+        <w:pStyle w:val="41"/>
+        <w:bidi w:val="0"/>
         <w:rPr>
           <w:rFonts w:hint="default"/>
           <w:lang w:val="en-US" w:eastAsia="zh-CN"/>
@@ -5723,6 +5769,8 @@
     </w:p>
     <w:p>
       <w:pPr>
+        <w:pStyle w:val="41"/>
+        <w:bidi w:val="0"/>
         <w:rPr>
           <w:rFonts w:hint="default"/>
           <w:lang w:val="en-US" w:eastAsia="zh-CN"/>
@@ -5745,7 +5793,7 @@
           <w:lang w:val="en-US" w:eastAsia="zh-CN"/>
         </w:rPr>
       </w:pPr>
-      <w:bookmarkStart w:id="14" w:name="_Toc14106"/>
+      <w:bookmarkStart w:id="14" w:name="_Toc17223"/>
       <w:r>
         <w:rPr>
           <w:rFonts w:hint="eastAsia"/>
@@ -6162,7 +6210,7 @@
           <w:lang w:val="en-US" w:eastAsia="zh-CN"/>
         </w:rPr>
       </w:pPr>
-      <w:bookmarkStart w:id="15" w:name="_Toc18341"/>
+      <w:bookmarkStart w:id="15" w:name="_Toc18253"/>
       <w:r>
         <w:rPr>
           <w:rFonts w:hint="eastAsia"/>
@@ -6171,8 +6219,6 @@
         <w:t>服务知识</w:t>
       </w:r>
       <w:bookmarkEnd w:id="15"/>
-      <w:bookmarkStart w:id="18" w:name="_GoBack"/>
-      <w:bookmarkEnd w:id="18"/>
     </w:p>
     <w:p>
       <w:pPr>
@@ -6243,7 +6289,21 @@
           <w:rFonts w:hint="default"/>
           <w:lang w:val="en-US" w:eastAsia="zh-CN"/>
         </w:rPr>
-        <w:t>将整理好的知识提交技术中心知识库管理员进行评审和入库。</w:t>
+        <w:t>将整理好的知识提交</w:t>
+      </w:r>
+      <w:r>
+        <w:rPr>
+          <w:rFonts w:hint="eastAsia"/>
+          <w:lang w:val="en-US" w:eastAsia="zh-CN"/>
+        </w:rPr>
+        <w:t>运维部经理</w:t>
+      </w:r>
+      <w:r>
+        <w:rPr>
+          <w:rFonts w:hint="default"/>
+          <w:lang w:val="en-US" w:eastAsia="zh-CN"/>
+        </w:rPr>
+        <w:t>进行评审和入库。</w:t>
       </w:r>
     </w:p>
     <w:p>
@@ -6598,7 +6658,7 @@
           <w:lang w:val="en-US" w:eastAsia="zh-CN"/>
         </w:rPr>
       </w:pPr>
-      <w:bookmarkStart w:id="16" w:name="_Toc24703"/>
+      <w:bookmarkStart w:id="16" w:name="_Toc17532"/>
       <w:r>
         <w:rPr>
           <w:rFonts w:hint="eastAsia"/>
@@ -6969,7 +7029,7 @@
           <w:lang w:val="en-US" w:eastAsia="zh-CN"/>
         </w:rPr>
       </w:pPr>
-      <w:bookmarkStart w:id="17" w:name="_Toc9139"/>
+      <w:bookmarkStart w:id="17" w:name="_Toc24666"/>
       <w:r>
         <w:rPr>
           <w:rFonts w:hint="eastAsia"/>
